--- a/resources/document-templates/ai_opportunity_score.docx
+++ b/resources/document-templates/ai_opportunity_score.docx
@@ -30,7 +30,7 @@
     </w:p>
     <w:p>
       <w:r>
-        <w:t>企业名称：{{ enterprise.name }}</w:t>
+        <w:t>企业名称：{{ enterprise.enterprise_code }}</w:t>
       </w:r>
     </w:p>
     <w:p>
